--- a/rapports/16_02_2026/EL_MOUSTAPHA/coh_EQ23_sup_093101000006.docx
+++ b/rapports/16_02_2026/EL_MOUSTAPHA/coh_EQ23_sup_093101000006.docx
@@ -25,7 +25,7 @@
         <w:br/>
         <w:t>Grappe: 093101000006</w:t>
         <w:br/>
-        <w:t>Date: 16/02/2026 a 12:40</w:t>
+        <w:t>Date: 16/02/2026 a 12:58</w:t>
       </w:r>
     </w:p>
     <w:p/>
@@ -1017,7 +1017,7 @@
         <w:rPr>
           <w:sz w:val="20"/>
         </w:rPr>
-        <w:t xml:space="preserve">- L'entreprise commerce de divers dit avoir réçu une somme sur la vente de ces produits transformés (s10q48 est differnt de 0) mais n'a depensé aucune somme sur l'achat des matières premières (s10q49==0), prière de fournir de l'effort pour estimer le montant obtenu en achat de matières premières. Cette entreprise commerce de divers dit avoir obtenu une valeur sur les marchandises vendu en etat et les marchandises vendu après transformation. L'entreprise commerce de divers est généralement une entreprise commerciale ou de service dont elle ne depense pas en achat de matières premières.Elle ne transforme pas de produit donc ne peut pas obtenir un montant sur la vente des produits transformés (10.48 ou 10.49). Prière de mettre 0 pour ces questions si elles ne font pas de transformation. Le salaire qu'une personne de cette catégorie (10.62) a travaillé(e) dans cette entreprise commerce de divers est élevé ou faible. Prière de confirmer cette information avec le QG ou de corriger. </w:t>
+        <w:t xml:space="preserve">- L'entreprise commerce de divers dit avoir réçu une somme sur la vente de ces produits transformés (s10q48 est differnt de 0) mais n'a depensé aucune somme sur l'achat des matières premières (s10q49==0), prière de fournir de l'effort pour estimer le montant obtenu en achat de matières premières. Cette entreprise commerce de divers dit avoir obtenu une valeur sur les marchandises vendu en etat et les marchandises vendu après transformation. L'entreprise commerce de divers est généralement une entreprise commerciale ou de service dont elle ne depense pas en achat de matières premières.Elle ne transforme pas de produit donc ne peut pas obtenir un montant sur la vente des produits transformés (10.48 ou 10.49). Prière de mettre 0 pour ces questions si elles ne font pas de transformation. </w:t>
         <w:br/>
         <w:t xml:space="preserve">- L'entreprise fabrication de vetements existe dit n'avoir pas fait la revente de marchandises achetées et revendues en état, aussi le montant obtenus sur la vente de produits transformés par l'entreprise  n'a reçu aucune somme sur les reventes (s10q46=0 &amp; s10q48=0 &amp; s10q50=0); alors s'agit-il de quelle entreprise ? </w:t>
         <w:br/>
@@ -6894,7 +6894,7 @@
         <w:rPr>
           <w:sz w:val="20"/>
         </w:rPr>
-        <w:t>- Cette entreprise boucles d’oreilles, bracelets et colliers dit avoir obtenu une valeur sur les marchandises vendu en etat et les marchandises vendu après transformation. L'entreprise boucles d’oreilles, bracelets et colliers est généralement une entreprise commerciale ou de service dont elle ne depense pas en achat de matières premières.Elle ne transforme pas de produit donc ne peut pas obtenir un montant sur la vente des produits transformés (10.48 ou 10.49). Prière de mettre 0 pour ces questions si elles ne font pas de transformation. Le salaire qu'une personne de cette catégorie (10.62) a travaillé(e) dans cette entreprise boucles d’oreilles, bracelets et colliers est élevé ou faible. Prière de confirmer cette information avec le QG ou de corriger.</w:t>
+        <w:t>- Cette entreprise boucles d’oreilles, bracelets et colliers dit avoir obtenu une valeur sur les marchandises vendu en etat et les marchandises vendu après transformation. L'entreprise boucles d’oreilles, bracelets et colliers est généralement une entreprise commerciale ou de service dont elle ne depense pas en achat de matières premières.Elle ne transforme pas de produit donc ne peut pas obtenir un montant sur la vente des produits transformés (10.48 ou 10.49). Prière de mettre 0 pour ces questions si elles ne font pas de transformation.</w:t>
       </w:r>
     </w:p>
     <w:p>

--- a/rapports/16_02_2026/EL_MOUSTAPHA/coh_EQ23_sup_093101000006.docx
+++ b/rapports/16_02_2026/EL_MOUSTAPHA/coh_EQ23_sup_093101000006.docx
@@ -25,7 +25,7 @@
         <w:br/>
         <w:t>Grappe: 093101000006</w:t>
         <w:br/>
-        <w:t>Date: 16/02/2026 a 12:58</w:t>
+        <w:t>Date: 16/02/2026 a 13:05</w:t>
       </w:r>
     </w:p>
     <w:p/>
@@ -954,7 +954,7 @@
         <w:rPr>
           <w:sz w:val="20"/>
         </w:rPr>
-        <w:t>- Attention ! Le prix unitaire d'achat (750 Fcfa) de Pain moderne (Baguette) en miche (Moyen) est relativement élevé par rapport aux autres prix observés dans cette zone. Prière de corriger ou de confirmer avec le QG. Incohérence!! Dans ce ménage, chaque individus consomme par jour 29.53041 Kg  de cereale; Prière de revoir les quantités prises de ces produits. Incohérence!! Dans ce ménage, chaque individus consomme par jour 29.53041 Kg  de cereale; Prière de revoir les quantités prises de ces produits.</w:t>
+        <w:t>- Attention ! Le prix unitaire d'achat (750 Fcfa) de Pain moderne (Baguette) en miche (Moyen) est relativement élevé par rapport aux autres prix observés dans cette zone. Prière de corriger ou de confirmer avec le QG. Incohérence!! Dans ce ménage, chaque individus consomme par jour 55.45633 Kg  de cereale; Prière de revoir les quantités prises de ces produits. Incohérence!! Dans ce ménage, chaque individus consomme par jour 55.45633 Kg  de cereale; Prière de revoir les quantités prises de ces produits.</w:t>
       </w:r>
     </w:p>
     <w:p>
@@ -1017,11 +1017,11 @@
         <w:rPr>
           <w:sz w:val="20"/>
         </w:rPr>
-        <w:t xml:space="preserve">- L'entreprise commerce de divers dit avoir réçu une somme sur la vente de ces produits transformés (s10q48 est differnt de 0) mais n'a depensé aucune somme sur l'achat des matières premières (s10q49==0), prière de fournir de l'effort pour estimer le montant obtenu en achat de matières premières. Cette entreprise commerce de divers dit avoir obtenu une valeur sur les marchandises vendu en etat et les marchandises vendu après transformation. L'entreprise commerce de divers est généralement une entreprise commerciale ou de service dont elle ne depense pas en achat de matières premières.Elle ne transforme pas de produit donc ne peut pas obtenir un montant sur la vente des produits transformés (10.48 ou 10.49). Prière de mettre 0 pour ces questions si elles ne font pas de transformation. </w:t>
+        <w:t xml:space="preserve">- L'entreprise commerce de divers dit avoir réçu une somme sur la vente de ces produits transformés (s10q48 est differnt de 0) mais n'a depensé aucune somme sur l'achat des matières premières (s10q49==0), prière de fournir de l'effort pour estimer le montant obtenu en achat de matières premières. Cette entreprise commerce de divers dit avoir obtenu une valeur sur les marchandises vendu en etat et les marchandises vendu après transformation. L'entreprise commerce de divers est généralement une entreprise commerciale ou de service dont elle ne depense pas en achat de matières premières.Elle ne transforme pas de produit donc ne peut pas obtenir un montant sur la vente des produits transformés (10.48 ou 10.49). Prière de mettre 0 pour ces questions si elles ne font pas de transformation. Le salaire qu'une personne de cette catégorie (10.62) a travaillé(e) dans cette entreprise commerce de divers est élevé ou faible. Prière de confirmer cette information avec le QG ou de corriger. </w:t>
         <w:br/>
         <w:t xml:space="preserve">- L'entreprise fabrication de vetements existe dit n'avoir pas fait la revente de marchandises achetées et revendues en état, aussi le montant obtenus sur la vente de produits transformés par l'entreprise  n'a reçu aucune somme sur les reventes (s10q46=0 &amp; s10q48=0 &amp; s10q50=0); alors s'agit-il de quelle entreprise ? </w:t>
         <w:br/>
-        <w:t xml:space="preserve">- L'entreprise vente de telephones et accessoires dit avoir réçu une somme sur la vente de ces produits transformés (s10q48 est differnt de 0) mais n'a depensé aucune somme sur l'achat des matières premières (s10q49==0), prière de fournir de l'effort pour estimer le montant obtenu en achat de matières premières. Cette entreprise vente de telephones et accessoires dit avoir obtenu une valeur sur les marchandises vendu en etat et les marchandises vendu après transformation. </w:t>
+        <w:t xml:space="preserve">- L'entreprise vente de telephones et accessoires dit avoir réçu une somme sur la vente de ces produits transformés (s10q48 est differnt de 0) mais n'a depensé aucune somme sur l'achat des matières premières (s10q49==0), prière de fournir de l'effort pour estimer le montant obtenu en achat de matières premières. Cette entreprise vente de telephones et accessoires dit avoir obtenu une valeur sur les marchandises vendu en etat et les marchandises vendu après transformation. Le salaire qu'une personne de cette catégorie (10.62) a travaillé(e) dans cette entreprise vente de telephones et accessoires est élevé ou faible. Prière de confirmer cette information avec le QG ou de corriger. </w:t>
         <w:br/>
         <w:t>- Le salaire qu'une personne de cette catégorie (10.62) a travaillé(e) dans cette entreprise achat et vente de bijoux est élevé ou faible. Prière de confirmer cette information avec le QG ou de corriger.</w:t>
       </w:r>
@@ -1445,8 +1445,6 @@
         <w:rPr>
           <w:sz w:val="20"/>
         </w:rPr>
-        <w:t xml:space="preserve">- Attention ! Le frais de scolarité (17500 Fcfa) de Aliou Faty en 3ème année de Secondaire 2 Général est relativement élevé par rapport aux autres frais de scolarités observés dans cette zone. Prière de corriger ou de confirmer avec le QG. </w:t>
-        <w:br/>
         <w:t xml:space="preserve">- Avertissement!!! L'âge de Diouma thiare avec son niveau d'étude ( Secondaire général ou technique) semble incoherent, veuillez confirmer cette information avec le QG ou corriger l'incohérence. Le montant des autres depenses pour l'année scolaire de Diouma thiare est faible ou élevé. veuillez, s'il vous plait, confirmer ces informations avec le QG ou apporter les corrections nécessaires. </w:t>
         <w:br/>
         <w:t xml:space="preserve">- Incohérence!! Bassirou Faty fréquente l'école  mais ne paie ni la scolarité ni la cotisation, prière de corriger ou fournir une explication à cela. Le montant des frais pour les cahiers et autres matériels scolaires pour l'année scolaire de Bassirou Faty est de 0 FCFA, Bassirou Faty a fait comment pour payer ces cahiers et autres matériels scolaires (SAC, stylo, craie, ardoise, crayon...) ? prière de corriger. Dans les milieux urbains c'est peu probable de voir une école dont les élèves ou étudiants ne dépensent pas en frais d'uniformes, prière de verifier pour Bassirou Faty et corriger ou confirmer avec le QG. </w:t>
@@ -1501,7 +1499,7 @@
         <w:rPr>
           <w:sz w:val="20"/>
         </w:rPr>
-        <w:t>- Attention ! Le prix unitaire d'achat (1000 Fcfa) de Huile de palme brute en Litre (taille unique) est relativement faible par rapport aux autres prix observés dans cette zone. Prière de corriger ou de confirmer avec le QG. Incohérence!! Dans ce ménage, chaque individus consomme par jour 27.243 Kg  de cereale; Prière de revoir les quantités prises de ces produits.</w:t>
+        <w:t>- Incohérence!! Dans ce ménage, chaque individus consomme par jour 43.97514 Kg  de cereale; Prière de revoir les quantités prises de ces produits.</w:t>
       </w:r>
     </w:p>
     <w:p>
@@ -2103,7 +2101,7 @@
         <w:rPr>
           <w:sz w:val="20"/>
         </w:rPr>
-        <w:t>- Attention ! Le prix unitaire d'achat (100 Fcfa) de Piment séché en Sachets (Tres petit) est relativement élevé par rapport aux autres prix observés dans cette zone. Prière de corriger ou de confirmer avec le QG. Attention ! Le prix unitaire d'achat (150 Fcfa) de Pastèque en Pièce (Moyen) est relativement faible par rapport aux autres prix observés dans cette zone. Prière de corriger ou de confirmer avec le QG. Avertissement!! La quantité (5 litre) du produit Huile de soja  consommée  par le ménage semble très élevé, prière de corriger ou confirmer avec le QG. Avertissement!!! Le ménage a consommé 1 Paquet Moyen de Thé en sachet, cette quantité semble anormale pour une consommation des 7 derniers jours.Prière de corriger ou de confirmer avec le QG. Attention ! Le prix unitaire d'achat (1000 Fcfa) de Thé en sachet en Paquet (Moyen) est relativement élevé par rapport aux autres prix observés dans cette zone. Prière de corriger ou de confirmer avec le QG. Avertissement!!! Le ménage a consommé 2 Bidon 20l taille unique de Eau minérale/filtrée en bouteille locale, cette quantité semble anormale pour une consommation des 7 derniers jours, prière de verifier et corriger. Incohérence!! Dans ce ménage, chaque individus consomme par jour 24.92238 Kg  de cereale; Prière de revoir les quantités prises de ces produits. Incohérence!! Dans ce ménage, chaque individus consomme par jour 24.92238 Kg  de cereale; Prière de revoir les quantités prises de ces produits. Attention ! Le prix unitaire d'achat (300 Fcfa) de Maïs en grain en Kg (taille unique) est relativement élevé par rapport aux autres prix observés dans cette zone. Prière de corriger ou de confirmer avec le QG. Incohérence!! Dans ce ménage, chaque individus consomme par jour 24.92238 Kg  de cereale; Prière de revoir les quantités prises de ces produits. Le prix d'achat unitaire (245 Fcfa) de Mil en Kg de taille  taille unique  est très faible, prière de regarder les reponses prises dans les questions s07bq07a s07bq07b s07bq07c s07bq08 pour mieux corriger.</w:t>
+        <w:t>- Attention ! Le prix unitaire d'achat (100 Fcfa) de Piment séché en Sachets (Tres petit) est relativement élevé par rapport aux autres prix observés dans cette zone. Prière de corriger ou de confirmer avec le QG. Attention ! Le prix unitaire d'achat (150 Fcfa) de Pastèque en Pièce (Moyen) est relativement faible par rapport aux autres prix observés dans cette zone. Prière de corriger ou de confirmer avec le QG. Attention ! Soupçons de quantité anormale! Le ménage de THIORO KA avec une taille de 3 personnes a consommé 3 Kg en taille unique de Sucre en poudre  qui est relativement élevé comme consommation par rapport à la condition de vie des autres ménages de même taille dans cette zone. Prière de corriger ou de confirmer avec le QG. Avertissement!! La quantité (5 litre) du produit Huile de soja  consommée  par le ménage semble très élevé, prière de corriger ou confirmer avec le QG. Avertissement!!! Le ménage a consommé 1 Paquet Moyen de Thé en sachet, cette quantité semble anormale pour une consommation des 7 derniers jours.Prière de corriger ou de confirmer avec le QG. Attention ! Le prix unitaire d'achat (1000 Fcfa) de Thé en sachet en Paquet (Moyen) est relativement élevé par rapport aux autres prix observés dans cette zone. Prière de corriger ou de confirmer avec le QG. Avertissement!!! Le ménage a consommé 2 Bidon 20l taille unique de Eau minérale/filtrée en bouteille locale, cette quantité semble anormale pour une consommation des 7 derniers jours, prière de verifier et corriger. Incohérence!! Dans ce ménage, chaque individus consomme par jour 50.68428 Kg  de cereale; Prière de revoir les quantités prises de ces produits. Incohérence!! Dans ce ménage, chaque individus consomme par jour 50.68428 Kg  de cereale; Prière de revoir les quantités prises de ces produits. Incohérence!! Dans ce ménage, chaque individus consomme par jour 50.68428 Kg  de cereale; Prière de revoir les quantités prises de ces produits. Le prix d'achat unitaire (245 Fcfa) de Mil en Kg de taille  taille unique  est très faible, prière de regarder les reponses prises dans les questions s07bq07a s07bq07b s07bq07c s07bq08 pour mieux corriger.</w:t>
       </w:r>
     </w:p>
     <w:p>
@@ -2565,7 +2563,7 @@
         <w:rPr>
           <w:sz w:val="20"/>
         </w:rPr>
-        <w:t xml:space="preserve">- Attention ! Le montant (5000 Fcfa) dépensé ou reçu en cadeau pour les cartes prépayées, les transferts de crédit et les abonnements de  Ndeye Arame Ndiaye est relativement élevé par rapport aux autres montants depansés observés dans cette zone. Prière de corriger ou de confirmer avec le QG. Attention ! Le montant (4000 Fcfa) dépensé ou reçu en cadeau pour les recharges internet ou de forfaits de données mobiles(hors appels vocaux), aucours des 30 derniers jours de  Ndeye Arame Ndiaye est relativement élevé par rapport aux autres montants depansés observés dans cette zone. Prière de corriger ou de confirmer avec le QG. </w:t>
+        <w:t xml:space="preserve">- Attention ! Le montant (5000 Fcfa) dépensé ou reçu en cadeau pour les cartes prépayées, les transferts de crédit et les abonnements de  Ndeye Arame Ndiaye est relativement élevé par rapport aux autres montants depansés observés dans cette zone. Prière de corriger ou de confirmer avec le QG. </w:t>
         <w:br/>
         <w:t>- Incoherence! La mère de Modou Cissé est trop jeune ou vielle pour avoir Modou Cissé selon l'écart (12) d'âge entre lui et sa mère, prière de revoir l'âge de Modou Cissé ou de sa mère. Dans le cas contraire rassurez vous que c'est bien son fils/fille biologique.</w:t>
       </w:r>
@@ -2659,7 +2657,7 @@
         <w:rPr>
           <w:sz w:val="20"/>
         </w:rPr>
-        <w:t>- Attention ! Le prix unitaire d'achat (100 Fcfa) de Arachides pilées en Sachets (Petit) est relativement faible par rapport aux autres prix observés dans cette zone. Prière de corriger ou de confirmer avec le QG. Attention ! Le prix unitaire d'achat (1500 Fcfa) de Pastèque en Pièce (Grand) est relativement élevé par rapport aux autres prix observés dans cette zone. Prière de corriger ou de confirmer avec le QG. Attention ! Le prix unitaire d'achat (200 Fcfa) de Carpe séchée en Morceau (Portion) (Moyen) est relativement élevé par rapport aux autres prix observés dans cette zone. Prière de corriger ou de confirmer avec le QG. Attention ! Le prix unitaire d'achat (50 Fcfa) de Patate douce en Pièce (Moyen) est relativement faible par rapport aux autres prix observés dans cette zone. Prière de corriger ou de confirmer avec le QG. Attention ! Le prix unitaire d'achat (500 Fcfa) de Pâte d'arachide en Sachets (Moyen) est relativement élevé par rapport aux autres prix observés dans cette zone. Prière de corriger ou de confirmer avec le QG. Avertissement!! La quantité (3.5 litre) du produit Huile de soja  consommée  par le ménage semble très élevé, prière de corriger ou confirmer avec le QG. Avertissement!!! Le ménage a consommé 5 Paquet Moyen de Thé en sachet, cette quantité semble anormale pour une consommation des 7 derniers jours.Prière de corriger ou de confirmer avec le QG. Avertissement!! le prix unitaire (150 Fcfa) de Thé en sachet (unité: Paquet) de taille Moyen est très faible ou élevé. Prière de corriger ou de confirmer avec le QG. Incohérence!! Dans ce ménage, chaque individus consomme par jour 45.25 Kg  de cereale; Prière de revoir les quantités prises de ces produits. Incohérence!! Dans ce ménage, chaque individus consomme par jour 45.25 Kg  de cereale; Prière de revoir les quantités prises de ces produits. Incohérence!! Dans ce ménage, chaque individus consomme par jour 45.25 Kg  de cereale; Prière de revoir les quantités prises de ces produits.</w:t>
+        <w:t>- Attention ! Le prix unitaire d'achat (1500 Fcfa) de Pastèque en Pièce (Grand) est relativement élevé par rapport aux autres prix observés dans cette zone. Prière de corriger ou de confirmer avec le QG. Attention ! Le prix unitaire d'achat (200 Fcfa) de Carpe séchée en Morceau (Portion) (Moyen) est relativement élevé par rapport aux autres prix observés dans cette zone. Prière de corriger ou de confirmer avec le QG. Attention ! Le prix unitaire d'achat (200 Fcfa) de Choux en Morceau (Portion) (Moyen) est relativement élevé par rapport aux autres prix observés dans cette zone. Prière de corriger ou de confirmer avec le QG. Attention ! Le prix unitaire d'achat (4400 Fcfa) de Viande de bœuf: filet, faux-filet en Kg (taille unique) est relativement élevé par rapport aux autres prix observés dans cette zone. Prière de corriger ou de confirmer avec le QG. Attention ! Le prix unitaire d'achat (50 Fcfa) de Patate douce en Pièce (Moyen) est relativement faible par rapport aux autres prix observés dans cette zone. Prière de corriger ou de confirmer avec le QG. Avertissement!! La quantité (3.5 litre) du produit Huile de soja  consommée  par le ménage semble très élevé, prière de corriger ou confirmer avec le QG. Avertissement!!! Le ménage a consommé 5 Paquet Moyen de Thé en sachet, cette quantité semble anormale pour une consommation des 7 derniers jours.Prière de corriger ou de confirmer avec le QG. Avertissement!! le prix unitaire (150 Fcfa) de Thé en sachet (unité: Paquet) de taille Moyen est très faible ou élevé. Prière de corriger ou de confirmer avec le QG. Incohérence!! Dans ce ménage, chaque individus consomme par jour 76.57857 Kg  de cereale; Prière de revoir les quantités prises de ces produits. Incohérence!! Dans ce ménage, chaque individus consomme par jour 76.57857 Kg  de cereale; Prière de revoir les quantités prises de ces produits. Incohérence!! Dans ce ménage, chaque individus consomme par jour 76.57857 Kg  de cereale; Prière de revoir les quantités prises de ces produits.</w:t>
       </w:r>
     </w:p>
     <w:p>
@@ -2743,7 +2741,9 @@
         <w:rPr>
           <w:sz w:val="20"/>
         </w:rPr>
-        <w:t>- Attention ! Radio simple/Radiocassette a été revendu à 15000 Fcfa qui est relativement élevé par rapport aux autres prix de revente observés dans cette zone. Prière de corriger ou de confirmer avec le QG.</w:t>
+        <w:t xml:space="preserve">- Attention ! Radio simple/Radiocassette a été achété à 30000 Fcfa est relativement élevé par rapport aux autres prix d'achat observés dans cette zone. Prière de corriger ou de confirmer avec le QG. Attention ! Radio simple/Radiocassette a été revendu à 15000 Fcfa qui est relativement élevé par rapport aux autres prix de revente observés dans cette zone. Prière de corriger ou de confirmer avec le QG. </w:t>
+        <w:br/>
+        <w:t>- Attention ! Téléphone portable a été revendu à 100000 Fcfa qui est relativement élevé par rapport aux autres prix de revente observés dans cette zone. Prière de corriger ou de confirmer avec le QG.</w:t>
       </w:r>
     </w:p>
     <w:p>
@@ -3150,7 +3150,7 @@
         <w:br/>
         <w:t xml:space="preserve">- Peu probable! Fatou loum  n'arrive pas  à comprendre un petit texte lu dans une langue locale (s02q03). Veuillez corriger ou donner des explications au QG. </w:t>
         <w:br/>
-        <w:t xml:space="preserve">- Peu probable! Mame cheikh ibrahima Diouf  n'arrive pas  à comprendre un petit texte lu dans une langue locale (s02q03). Veuillez corriger ou donner des explications au QG. Avertissement!! Mame cheikh ibrahima Diouf qui sait écrire en français doit pouvoir lire en français. Montant de bourse de Mame cheikh ibrahima Diouf à vérifier. Attention ! Le frais de scolarité (27000 Fcfa) de Mame cheikh ibrahima Diouf en 2ème année de Primaire est relativement élevé par rapport aux autres frais de scolarités observés dans cette zone. Prière de corriger ou de confirmer avec le QG. </w:t>
+        <w:t xml:space="preserve">- Peu probable! Mame cheikh ibrahima Diouf  n'arrive pas  à comprendre un petit texte lu dans une langue locale (s02q03). Veuillez corriger ou donner des explications au QG. Avertissement!! Mame cheikh ibrahima Diouf qui sait écrire en français doit pouvoir lire en français. Montant de bourse de Mame cheikh ibrahima Diouf à vérifier. </w:t>
         <w:br/>
         <w:t xml:space="preserve">- Peu probable! Omar Diouf  n'arrive pas  à comprendre un petit texte lu dans une langue locale (s02q03). Veuillez corriger ou donner des explications au QG. </w:t>
         <w:br/>
@@ -3238,7 +3238,7 @@
         <w:rPr>
           <w:sz w:val="20"/>
         </w:rPr>
-        <w:t>- Attention ! Le prix unitaire d'achat (200 Fcfa) de Choux en Morceau (Portion) (Petit) est relativement élevé par rapport aux autres prix observés dans cette zone. Prière de corriger ou de confirmer avec le QG. Attention ! Le prix unitaire d'achat (200 Fcfa) de Feuilles de Fakoye (Feuille de corete) en Sachets (Petit) est relativement élevé par rapport aux autres prix observés dans cette zone. Prière de corriger ou de confirmer avec le QG. Avertissement!! La quantité (3.5 litre) du produit Huile de soja  consommée  par le ménage semble très élevé, prière de corriger ou confirmer avec le QG. Avertissement!!! Le ménage a consommé 7 Paquet Petit de Thé en sachet, cette quantité semble anormale pour une consommation des 7 derniers jours.Prière de corriger ou de confirmer avec le QG. Avertissement!! le prix unitaire (100 Fcfa) de Thé en sachet (unité: Paquet) de taille Petit est très faible ou élevé. Prière de corriger ou de confirmer avec le QG. Avertissement!!!Le ménage a consommé 57 miche de Petit de Pain moderne (Baguette)  ce qui semble incoherent pour une consommation aucours des 7 derniers jours, prière de verifier et corriger. Incohérence!! Dans ce ménage, chaque individus consomme par jour 32.09306 Kg  de cereale; Prière de revoir les quantités prises de ces produits. Incohérence!! Dans ce ménage, chaque individus consomme par jour 32.09306 Kg  de cereale; Prière de revoir les quantités prises de ces produits.</w:t>
+        <w:t>- Attention ! Le prix unitaire d'achat (200 Fcfa) de Choux en Morceau (Portion) (Petit) est relativement élevé par rapport aux autres prix observés dans cette zone. Prière de corriger ou de confirmer avec le QG. Attention ! Le prix unitaire d'achat (200 Fcfa) de Feuilles de Fakoye (Feuille de corete) en Sachets (Petit) est relativement élevé par rapport aux autres prix observés dans cette zone. Prière de corriger ou de confirmer avec le QG. Avertissement!! La quantité (3.5 litre) du produit Huile de soja  consommée  par le ménage semble très élevé, prière de corriger ou confirmer avec le QG. Avertissement!!! Le ménage a consommé 7 Paquet Petit de Thé en sachet, cette quantité semble anormale pour une consommation des 7 derniers jours.Prière de corriger ou de confirmer avec le QG. Avertissement!! le prix unitaire (100 Fcfa) de Thé en sachet (unité: Paquet) de taille Petit est très faible ou élevé. Prière de corriger ou de confirmer avec le QG. Avertissement!!!Le ménage a consommé 57 miche de Petit de Pain moderne (Baguette)  ce qui semble incoherent pour une consommation aucours des 7 derniers jours, prière de verifier et corriger. Attention ! Le prix unitaire d'achat (60 Fcfa) de Pain moderne (Baguette) en miche (Petit) est relativement faible par rapport aux autres prix observés dans cette zone. Prière de corriger ou de confirmer avec le QG. Incohérence!! Dans ce ménage, chaque individus consomme par jour 56.73306 Kg  de cereale; Prière de revoir les quantités prises de ces produits. Incohérence!! Dans ce ménage, chaque individus consomme par jour 56.73306 Kg  de cereale; Prière de revoir les quantités prises de ces produits.</w:t>
       </w:r>
     </w:p>
     <w:p>
@@ -3874,7 +3874,7 @@
         <w:rPr>
           <w:sz w:val="20"/>
         </w:rPr>
-        <w:t>- Attention ! Le prix unitaire d'achat (100 Fcfa) de Concentré de tomate en Sachets industriel (Grand) est relativement faible par rapport aux autres prix observés dans cette zone. Prière de corriger ou de confirmer avec le QG. Attention ! Le prix unitaire d'achat (50 Fcfa) de Carotte en Pièce (Moyen) est relativement faible par rapport aux autres prix observés dans cette zone. Prière de corriger ou de confirmer avec le QG. Attention ! Le prix unitaire d'achat (50 Fcfa) de Lait en poudre en Sachets (Petit) est relativement faible par rapport aux autres prix observés dans cette zone. Prière de corriger ou de confirmer avec le QG. Attention ! Le prix unitaire d'achat (50 Fcfa) de Patate douce en Pièce (Moyen) est relativement faible par rapport aux autres prix observés dans cette zone. Prière de corriger ou de confirmer avec le QG. Attention ! Le prix unitaire d'achat (50 Fcfa) de Poireau en Tas (Petit) est relativement faible par rapport aux autres prix observés dans cette zone. Prière de corriger ou de confirmer avec le QG. Avertissement!!! Le ménage a consommé 10 Pièce Moyen de Caramel, bonbons, confiseries, etc., cette quantité semble anormale pour une consommation des 7 derniers jours.Prière de corriger ou de confirmer avec le QG. Avertissement!!! Le ménage a consommé 8 Paquet Petit de Thé en sachet, cette quantité semble anormale pour une consommation des 7 derniers jours.Prière de corriger ou de confirmer avec le QG. Avertissement!! le prix unitaire (150 Fcfa) de Thé en sachet (unité: Paquet) de taille Petit est très faible ou élevé. Prière de corriger ou de confirmer avec le QG. Incohérence!! Dans ce ménage, chaque individus consomme par jour 56.82714 Kg  de cereale; Prière de revoir les quantités prises de ces produits. Incohérence!! Dans ce ménage, chaque individus consomme par jour 56.82714 Kg  de cereale; Prière de revoir les quantités prises de ces produits.</w:t>
+        <w:t>- Attention ! Le prix unitaire d'achat (100 Fcfa) de Concentré de tomate en Sachets industriel (Grand) est relativement faible par rapport aux autres prix observés dans cette zone. Prière de corriger ou de confirmer avec le QG. Attention ! Le prix unitaire d'achat (50 Fcfa) de Carotte en Pièce (Moyen) est relativement faible par rapport aux autres prix observés dans cette zone. Prière de corriger ou de confirmer avec le QG. Attention ! Le prix unitaire d'achat (50 Fcfa) de Lait en poudre en Sachets (Petit) est relativement faible par rapport aux autres prix observés dans cette zone. Prière de corriger ou de confirmer avec le QG. Attention ! Le prix unitaire d'achat (50 Fcfa) de Patate douce en Pièce (Moyen) est relativement faible par rapport aux autres prix observés dans cette zone. Prière de corriger ou de confirmer avec le QG. Avertissement!!! Le ménage a consommé 10 Pièce Moyen de Caramel, bonbons, confiseries, etc., cette quantité semble anormale pour une consommation des 7 derniers jours.Prière de corriger ou de confirmer avec le QG. Avertissement!!! Le ménage a consommé 8 Paquet Petit de Thé en sachet, cette quantité semble anormale pour une consommation des 7 derniers jours.Prière de corriger ou de confirmer avec le QG. Avertissement!! le prix unitaire (150 Fcfa) de Thé en sachet (unité: Paquet) de taille Petit est très faible ou élevé. Prière de corriger ou de confirmer avec le QG. Incohérence!! Dans ce ménage, chaque individus consomme par jour 107.7332 Kg  de cereale; Prière de revoir les quantités prises de ces produits. Incohérence!! Dans ce ménage, chaque individus consomme par jour 107.7332 Kg  de cereale; Prière de revoir les quantités prises de ces produits.</w:t>
       </w:r>
     </w:p>
     <w:p>
@@ -3981,9 +3981,9 @@
         </w:rPr>
         <w:t xml:space="preserve">- Avertissement!!! Le prix d'achat (1000000) de l'article  Voiture personnelle est inférieur aux prix de revente (1500000)  avec l'âge du bien atteignant 3 ans. Prière de vérifier ou confirmer avec l'enquêté et mettre les bonnes valeurs après verification, s'il le faut. </w:t>
         <w:br/>
-        <w:t xml:space="preserve">- Avertissement!!! Le prix d'achat (2000) de l'article  Bonbonne de gaz est inférieur aux prix de revente (10000)  avec l'âge du bien atteignant 2 ans. Prière de vérifier ou confirmer avec l'enquêté et mettre les bonnes valeurs après verification, s'il le faut. Attention ! Bonbonne de gaz a été achété à 2000 Fcfa est relativement faible par rapport aux autres prix d'achat observés dans cette zone. Prière de corriger ou de confirmer avec le QG. </w:t>
+        <w:t xml:space="preserve">- Avertissement!!! Le prix d'achat (2000) de l'article  Bonbonne de gaz est inférieur aux prix de revente (10000)  avec l'âge du bien atteignant 2 ans. Prière de vérifier ou confirmer avec l'enquêté et mettre les bonnes valeurs après verification, s'il le faut. </w:t>
         <w:br/>
-        <w:t>- Avertissement!!! Le prix d'achat (2000) de l'article  Foyers améliorés est inférieur aux prix de revente (6000)  avec l'âge du bien atteignant 2 ans. Prière de vérifier ou confirmer avec l'enquêté et mettre les bonnes valeurs après verification, s'il le faut.</w:t>
+        <w:t>- Avertissement!!! Le prix d'achat (2000) de l'article  Foyers améliorés est inférieur aux prix de revente (6000)  avec l'âge du bien atteignant 2 ans. Prière de vérifier ou confirmer avec l'enquêté et mettre les bonnes valeurs après verification, s'il le faut. Attention ! Foyers améliorés a été achété à 2000 Fcfa est relativement faible par rapport aux autres prix d'achat observés dans cette zone. Prière de corriger ou de confirmer avec le QG.</w:t>
       </w:r>
     </w:p>
     <w:p>
@@ -4457,7 +4457,7 @@
         <w:rPr>
           <w:sz w:val="20"/>
         </w:rPr>
-        <w:t>- Attention ! Le prix unitaire d'achat (100 Fcfa) de Poivre en Sachets (Petit) est relativement élevé par rapport aux autres prix observés dans cette zone. Prière de corriger ou de confirmer avec le QG. Attention ! Le prix unitaire d'achat (1100 Fcfa) de Arachides pilées en Kg (taille unique) est relativement élevé par rapport aux autres prix observés dans cette zone. Prière de corriger ou de confirmer avec le QG. Avertissement!!! Le ménage a consommé 10 Tas Moyen de Capitaine frais, cette quantité semble anormale pour une consommation des 7 derniers jours.Prière de corriger ou de confirmer avec le QG. Incohérence!! Dans ce ménage, chaque individus consomme par jour 34.66776 Kg  de cereale; Prière de revoir les quantités prises de ces produits. Incohérence!! Dans ce ménage, chaque individus consomme par jour 34.66776 Kg  de cereale; Prière de revoir les quantités prises de ces produits. Le prix d'achat unitaire (6000 Fcfa) de Viande de poulet entier en Kg de taille taille unique prière de regarder les reponses prises dans les questions s07bq07a s07bq07b s07bq07c s07bq08 pour mieux corriger.</w:t>
+        <w:t>- Attention ! Le prix unitaire d'achat (100 Fcfa) de Poivre en Sachets (Petit) est relativement élevé par rapport aux autres prix observés dans cette zone. Prière de corriger ou de confirmer avec le QG. Attention ! Le prix unitaire d'achat (1100 Fcfa) de Arachides pilées en Kg (taille unique) est relativement élevé par rapport aux autres prix observés dans cette zone. Prière de corriger ou de confirmer avec le QG. Attention ! Le prix unitaire d'achat (125 Fcfa) de Œufs frais en Pièce (taille unique) est relativement élevé par rapport aux autres prix observés dans cette zone. Prière de corriger ou de confirmer avec le QG. Attention ! Le prix unitaire d'achat (28.57143 Fcfa) de Feuilles de  Haricot en Tas (Petit) est relativement faible par rapport aux autres prix observés dans cette zone. Prière de corriger ou de confirmer avec le QG. Attention ! Le prix unitaire d'achat (580 Fcfa) de Sucre en poudre  en Kg (taille unique) est relativement faible par rapport aux autres prix observés dans cette zone. Prière de corriger ou de confirmer avec le QG. Attention ! Le prix unitaire d'achat (83.33334 Fcfa) de Mâchoiron séchée (Kon) en Pièce (Petit) est relativement faible par rapport aux autres prix observés dans cette zone. Prière de corriger ou de confirmer avec le QG. Avertissement!!! Le ménage a consommé 10 Tas Moyen de Capitaine frais, cette quantité semble anormale pour une consommation des 7 derniers jours.Prière de corriger ou de confirmer avec le QG. Incohérence!! Dans ce ménage, chaque individus consomme par jour 56.22572 Kg  de cereale; Prière de revoir les quantités prises de ces produits. Incohérence!! Dans ce ménage, chaque individus consomme par jour 56.22572 Kg  de cereale; Prière de revoir les quantités prises de ces produits. Le prix d'achat unitaire (6000 Fcfa) de Viande de poulet entier en Kg de taille taille unique prière de regarder les reponses prises dans les questions s07bq07a s07bq07b s07bq07c s07bq08 pour mieux corriger.</w:t>
       </w:r>
     </w:p>
     <w:p>
@@ -5066,7 +5066,7 @@
         <w:rPr>
           <w:sz w:val="20"/>
         </w:rPr>
-        <w:t>- Attention ! Le prix unitaire d'achat (666.6667 Fcfa) de Macaroni en Kg (taille unique) est relativement faible par rapport aux autres prix observés dans cette zone. Prière de corriger ou de confirmer avec le QG. Avertissement!! La quantité (8 litre) du produit Huile de soja  consommée  par le ménage semble très élevé, prière de corriger ou confirmer avec le QG. Avertissement!!! Le ménage a consommé 8 Tas Moyen de Capitaine frais, cette quantité semble anormale pour une consommation des 7 derniers jours.Prière de corriger ou de confirmer avec le QG. Avertissement!!! Le ménage a consommé 9 Paquet Moyen de Thé en sachet, cette quantité semble anormale pour une consommation des 7 derniers jours.Prière de corriger ou de confirmer avec le QG. Avertissement!! le prix unitaire (150 Fcfa) de Thé en sachet (unité: Paquet) de taille Moyen est très faible ou élevé. Prière de corriger ou de confirmer avec le QG. Avertissement!!!Le ménage a consommé 77 miche de Moyen de Pain moderne (Baguette)  ce qui semble incoherent pour une consommation aucours des 7 derniers jours, prière de verifier et corriger. Incohérence!! Dans ce ménage, chaque individus consomme par jour 13.93323 Kg  de cereale; Prière de revoir les quantités prises de ces produits. Incohérence!! Dans ce ménage, chaque individus consomme par jour 13.93323 Kg  de cereale; Prière de revoir les quantités prises de ces produits.</w:t>
+        <w:t>- Attention ! Le prix unitaire d'achat (666.6667 Fcfa) de Macaroni en Kg (taille unique) est relativement faible par rapport aux autres prix observés dans cette zone. Prière de corriger ou de confirmer avec le QG. Avertissement!! La quantité (8 litre) du produit Huile de soja  consommée  par le ménage semble très élevé, prière de corriger ou confirmer avec le QG. Avertissement!!! Le ménage a consommé 8 Tas Moyen de Capitaine frais, cette quantité semble anormale pour une consommation des 7 derniers jours.Prière de corriger ou de confirmer avec le QG. Avertissement!!! Le ménage a consommé 9 Paquet Moyen de Thé en sachet, cette quantité semble anormale pour une consommation des 7 derniers jours.Prière de corriger ou de confirmer avec le QG. Avertissement!! le prix unitaire (150 Fcfa) de Thé en sachet (unité: Paquet) de taille Moyen est très faible ou élevé. Prière de corriger ou de confirmer avec le QG. Avertissement!!!Le ménage a consommé 77 miche de Moyen de Pain moderne (Baguette)  ce qui semble incoherent pour une consommation aucours des 7 derniers jours, prière de verifier et corriger. Incohérence!! Dans ce ménage, chaque individus consomme par jour 24.10429 Kg  de cereale; Prière de revoir les quantités prises de ces produits. Incohérence!! Dans ce ménage, chaque individus consomme par jour 24.10429 Kg  de cereale; Prière de revoir les quantités prises de ces produits.</w:t>
       </w:r>
     </w:p>
     <w:p>
@@ -5592,7 +5592,7 @@
         <w:rPr>
           <w:sz w:val="20"/>
         </w:rPr>
-        <w:t>- Attention ! Le prix unitaire d'achat (100 Fcfa) de Poivre en Sachets (Tres petit) est relativement élevé par rapport aux autres prix observés dans cette zone. Prière de corriger ou de confirmer avec le QG. Avertissement!!! Le ménage a consommé 10 Pièce Moyen de Capitaine frais, cette quantité semble anormale pour une consommation des 7 derniers jours.Prière de corriger ou de confirmer avec le QG. Incohérence!! Dans ce ménage, chaque individus consomme par jour 23.29464 Kg  de cereale; Prière de revoir les quantités prises de ces produits. Incohérence!! Dans ce ménage, chaque individus consomme par jour 23.29464 Kg  de cereale; Prière de revoir les quantités prises de ces produits.</w:t>
+        <w:t>- Attention ! Le prix unitaire d'achat (100 Fcfa) de Poivre en Sachets (Tres petit) est relativement élevé par rapport aux autres prix observés dans cette zone. Prière de corriger ou de confirmer avec le QG. Attention ! Le prix unitaire d'achat (125 Fcfa) de Café en poudre soluble en Sachets industriel (Petit) est relativement élevé par rapport aux autres prix observés dans cette zone. Prière de corriger ou de confirmer avec le QG. Attention ! Le prix unitaire d'achat (200 Fcfa) de Feuilles de  Haricot en Tas (Moyen) est relativement élevé par rapport aux autres prix observés dans cette zone. Prière de corriger ou de confirmer avec le QG. Attention ! Le prix unitaire d'achat (83.33334 Fcfa) de Patate douce en Pièce (Petit) est relativement faible par rapport aux autres prix observés dans cette zone. Prière de corriger ou de confirmer avec le QG. Avertissement!!! Le ménage a consommé 10 Pièce Moyen de Capitaine frais, cette quantité semble anormale pour une consommation des 7 derniers jours.Prière de corriger ou de confirmer avec le QG. Incohérence!! Dans ce ménage, chaque individus consomme par jour 37.60417 Kg  de cereale; Prière de revoir les quantités prises de ces produits. Incohérence!! Dans ce ménage, chaque individus consomme par jour 37.60417 Kg  de cereale; Prière de revoir les quantités prises de ces produits.</w:t>
       </w:r>
     </w:p>
     <w:p>
@@ -6233,7 +6233,7 @@
         <w:rPr>
           <w:sz w:val="20"/>
         </w:rPr>
-        <w:t>- Attention ! Le prix unitaire d'achat (200 Fcfa) de Aubergine   en Pièce (Moyen) est relativement élevé par rapport aux autres prix observés dans cette zone. Prière de corriger ou de confirmer avec le QG. Attention ! Le prix unitaire d'achat (200 Fcfa) de Aubergine sauvage  en Pièce (Moyen) est relativement élevé par rapport aux autres prix observés dans cette zone. Prière de corriger ou de confirmer avec le QG. Attention ! Le prix unitaire d'achat (200 Fcfa) de Concentré de tomate en Sachets industriel (Moyen) est relativement élevé par rapport aux autres prix observés dans cette zone. Prière de corriger ou de confirmer avec le QG. Attention ! Le prix unitaire d'achat (200 Fcfa) de Poireau en Tas (Petit) est relativement élevé par rapport aux autres prix observés dans cette zone. Prière de corriger ou de confirmer avec le QG. Avertissement!! La quantité (4 litre) du produit Huile de palme raffinée consommée  par le ménage semble très élevé, prière de corriger ou confirmer avec le QG. Avertissement!!! Le ménage a consommé 14 Pièce Moyen de Poisson frais type 9, cette quantité semble anormale pour une consommation des 7 derniers jours.Prière de corriger ou de confirmer avec le QG. Incohérence!! Dans ce ménage, chaque individus consomme par jour 17.37345 Kg  de cereale; Prière de revoir les quantités prises de ces produits.</w:t>
+        <w:t>- Attention ! Le prix unitaire d'achat (125 Fcfa) de Café en poudre soluble en Sachets industriel (Petit) est relativement élevé par rapport aux autres prix observés dans cette zone. Prière de corriger ou de confirmer avec le QG. Attention ! Le prix unitaire d'achat (150 Fcfa) de Feuilles de  Haricot en Tas (Moyen) est relativement élevé par rapport aux autres prix observés dans cette zone. Prière de corriger ou de confirmer avec le QG. Attention ! Le prix unitaire d'achat (150 Fcfa) de Mâchoiron séchée (Kon) en Pièce (Petit) est relativement élevé par rapport aux autres prix observés dans cette zone. Prière de corriger ou de confirmer avec le QG. Attention ! Le prix unitaire d'achat (200 Fcfa) de Aubergine   en Pièce (Moyen) est relativement élevé par rapport aux autres prix observés dans cette zone. Prière de corriger ou de confirmer avec le QG. Attention ! Le prix unitaire d'achat (200 Fcfa) de Aubergine sauvage  en Pièce (Moyen) est relativement élevé par rapport aux autres prix observés dans cette zone. Prière de corriger ou de confirmer avec le QG. Attention ! Le prix unitaire d'achat (200 Fcfa) de Concentré de tomate en Sachets industriel (Moyen) est relativement élevé par rapport aux autres prix observés dans cette zone. Prière de corriger ou de confirmer avec le QG. Attention ! Le prix unitaire d'achat (200 Fcfa) de Poireau en Tas (Petit) est relativement élevé par rapport aux autres prix observés dans cette zone. Prière de corriger ou de confirmer avec le QG. Attention ! Le prix unitaire d'achat (33.33333 Fcfa) de Citron en Pièce (Moyen) est relativement faible par rapport aux autres prix observés dans cette zone. Prière de corriger ou de confirmer avec le QG. Avertissement!! La quantité (4 litre) du produit Huile de palme raffinée consommée  par le ménage semble très élevé, prière de corriger ou confirmer avec le QG. Avertissement!!! Le ménage a consommé 14 Pièce Moyen de Poisson frais type 9, cette quantité semble anormale pour une consommation des 7 derniers jours.Prière de corriger ou de confirmer avec le QG. Incohérence!! Dans ce ménage, chaque individus consomme par jour 33.84072 Kg  de cereale; Prière de revoir les quantités prises de ces produits.</w:t>
       </w:r>
     </w:p>
     <w:p>
@@ -6852,7 +6852,7 @@
         <w:rPr>
           <w:sz w:val="20"/>
         </w:rPr>
-        <w:t>- Attention ! Le prix unitaire d'achat (125 Fcfa) de Poivron frais en Tas (Petit) est relativement élevé par rapport aux autres prix observés dans cette zone. Prière de corriger ou de confirmer avec le QG. Attention ! Le prix unitaire d'achat (150 Fcfa) de Tomate fraîche en Tas (Moyen) est relativement faible par rapport aux autres prix observés dans cette zone. Prière de corriger ou de confirmer avec le QG. Attention ! Le prix unitaire d'achat (166.6667 Fcfa) de Patate douce en Pièce (Moyen) est relativement élevé par rapport aux autres prix observés dans cette zone. Prière de corriger ou de confirmer avec le QG. Attention ! Le prix unitaire d'achat (300 Fcfa) de Mâchoiron séchée (Kon) en Pièce (Petit) est relativement élevé par rapport aux autres prix observés dans cette zone. Prière de corriger ou de confirmer avec le QG. Attention ! Le prix unitaire d'achat (800 Fcfa) de Arachides pilées en Kg (taille unique) est relativement faible par rapport aux autres prix observés dans cette zone. Prière de corriger ou de confirmer avec le QG. Avertissement!!! Le ménage a consommé 15 Pièce Petit de Capitaine frais, cette quantité semble anormale pour une consommation des 7 derniers jours.Prière de corriger ou de confirmer avec le QG. Difficile de consommer le Sel en Sac (5 Kg) taille unique prière de verifier. Incohérence!! Dans ce ménage, chaque individus consomme par jour 16.87083 Kg  de cereale; Prière de revoir les quantités prises de ces produits.</w:t>
+        <w:t>- Attention ! Le prix unitaire d'achat (125 Fcfa) de Café en poudre soluble en Sachets industriel (Petit) est relativement élevé par rapport aux autres prix observés dans cette zone. Prière de corriger ou de confirmer avec le QG. Attention ! Le prix unitaire d'achat (125 Fcfa) de Poivron frais en Tas (Petit) est relativement élevé par rapport aux autres prix observés dans cette zone. Prière de corriger ou de confirmer avec le QG. Attention ! Le prix unitaire d'achat (150 Fcfa) de Tomate fraîche en Tas (Moyen) est relativement faible par rapport aux autres prix observés dans cette zone. Prière de corriger ou de confirmer avec le QG. Attention ! Le prix unitaire d'achat (166.6667 Fcfa) de Patate douce en Pièce (Moyen) est relativement élevé par rapport aux autres prix observés dans cette zone. Prière de corriger ou de confirmer avec le QG. Attention ! Le prix unitaire d'achat (300 Fcfa) de Mâchoiron séchée (Kon) en Pièce (Petit) est relativement élevé par rapport aux autres prix observés dans cette zone. Prière de corriger ou de confirmer avec le QG. Attention ! Le prix unitaire d'achat (800 Fcfa) de Arachides pilées en Kg (taille unique) est relativement faible par rapport aux autres prix observés dans cette zone. Prière de corriger ou de confirmer avec le QG. Avertissement!!! Le ménage a consommé 15 Pièce Petit de Capitaine frais, cette quantité semble anormale pour une consommation des 7 derniers jours.Prière de corriger ou de confirmer avec le QG. Difficile de consommer le Sel en Sac (5 Kg) taille unique prière de verifier. Incohérence!! Dans ce ménage, chaque individus consomme par jour 31.07738 Kg  de cereale; Prière de revoir les quantités prises de ces produits.</w:t>
       </w:r>
     </w:p>
     <w:p>
@@ -7358,7 +7358,7 @@
         <w:rPr>
           <w:sz w:val="20"/>
         </w:rPr>
-        <w:t>- Attention ! Le prix unitaire d'achat (50 Fcfa) de Courge en Morceau (Portion) (Moyen) est relativement faible par rapport aux autres prix observés dans cette zone. Prière de corriger ou de confirmer avec le QG. Attention ! Le prix unitaire d'achat (50 Fcfa) de Poireau en Tas (Petit) est relativement faible par rapport aux autres prix observés dans cette zone. Prière de corriger ou de confirmer avec le QG. Avertissement!! La quantité (3.25 litre) du produit Huile de soja  consommée  par le ménage semble très élevé, prière de corriger ou confirmer avec le QG. Incohérence!! Dans ce ménage, chaque individus consomme par jour 71.30095 Kg  de cereale; Prière de revoir les quantités prises de ces produits.</w:t>
+        <w:t>- Attention ! Le prix unitaire d'achat (200 Fcfa) de Choux en Morceau (Portion) (Moyen) est relativement élevé par rapport aux autres prix observés dans cette zone. Prière de corriger ou de confirmer avec le QG. Attention ! Le prix unitaire d'achat (25 Fcfa) de Citron en Pièce (Moyen) est relativement faible par rapport aux autres prix observés dans cette zone. Prière de corriger ou de confirmer avec le QG. Attention ! Le prix unitaire d'achat (50 Fcfa) de Courge en Morceau (Portion) (Moyen) est relativement faible par rapport aux autres prix observés dans cette zone. Prière de corriger ou de confirmer avec le QG. Attention ! Le prix unitaire d'achat (50 Fcfa) de Soumbala (moutarde africaine) en Sachets (Moyen) est relativement faible par rapport aux autres prix observés dans cette zone. Prière de corriger ou de confirmer avec le QG. Avertissement!! La quantité (3.25 litre) du produit Huile de soja  consommée  par le ménage semble très élevé, prière de corriger ou confirmer avec le QG. Incohérence!! Dans ce ménage, chaque individus consomme par jour 127.0419 Kg  de cereale; Prière de revoir les quantités prises de ces produits.</w:t>
       </w:r>
     </w:p>
     <w:p>
@@ -7443,8 +7443,6 @@
           <w:sz w:val="20"/>
         </w:rPr>
         <w:t xml:space="preserve">- Attention ! Fer à repasser à charbon a été achété à 10000 Fcfa est relativement élevé par rapport aux autres prix d'achat observés dans cette zone. Prière de corriger ou de confirmer avec le QG. Attention ! Fer à repasser à charbon a été revendu à 10000 Fcfa qui est relativement élevé par rapport aux autres prix de revente observés dans cette zone. Prière de corriger ou de confirmer avec le QG. </w:t>
-        <w:br/>
-        <w:t xml:space="preserve">- Attention ! Lit a été revendu à 350000 Fcfa qui est relativement élevé par rapport aux autres prix de revente observés dans cette zone. Prière de corriger ou de confirmer avec le QG. </w:t>
         <w:br/>
         <w:t>- Avertissement!!! Le prix d'achat (10000) de l'article  Bonbonne de gaz est inférieur aux prix de revente (15000)  avec l'âge du bien atteignant 6 ans. Prière de vérifier ou confirmer avec l'enquêté et mettre les bonnes valeurs après verification, s'il le faut.</w:t>
       </w:r>
